--- a/brgy_forms/indigency/indigency_tagalog.docx
+++ b/brgy_forms/indigency/indigency_tagalog.docx
@@ -654,87 +654,136 @@
           <w:szCs w:val="26"/>
           <w:lang w:val="en-US"/>
         </w:rPr>
-        <w:t xml:space="preserve">{{middle_name}} </w:t>
+        <w:t>{{middle_name}} {{last_name}}</w:t>
+      </w:r>
+      <w:r>
+        <w:rPr>
+          <w:rFonts w:ascii="Arial Narrow" w:hAnsi="Arial Narrow"/>
+          <w:bCs/>
+          <w:sz w:val="26"/>
+          <w:szCs w:val="26"/>
+        </w:rPr>
+        <w:t xml:space="preserve"> ay ipinagkakaloob ko ang </w:t>
+      </w:r>
+      <w:r>
+        <w:rPr>
+          <w:rFonts w:ascii="Arial Narrow" w:hAnsi="Arial Narrow"/>
+          <w:b/>
+          <w:bCs/>
+          <w:sz w:val="26"/>
+          <w:szCs w:val="26"/>
+        </w:rPr>
+        <w:t>PAGPAPATUNAY</w:t>
+      </w:r>
+      <w:r>
+        <w:rPr>
+          <w:rFonts w:ascii="Arial Narrow" w:hAnsi="Arial Narrow"/>
+          <w:bCs/>
+          <w:sz w:val="26"/>
+          <w:szCs w:val="26"/>
+        </w:rPr>
+        <w:t xml:space="preserve"> na ito upang magamit sa</w:t>
+      </w:r>
+      <w:r>
+        <w:rPr>
+          <w:rFonts w:hint="default" w:ascii="Arial Narrow" w:hAnsi="Arial Narrow"/>
+          <w:bCs/>
+          <w:sz w:val="26"/>
+          <w:szCs w:val="26"/>
+          <w:lang w:val="en-US"/>
+        </w:rPr>
+        <w:t xml:space="preserve"> </w:t>
+      </w:r>
+      <w:r>
+        <w:rPr>
+          <w:rFonts w:hint="default" w:ascii="Arial Narrow" w:hAnsi="Arial Narrow"/>
+          <w:b/>
+          <w:sz w:val="26"/>
+          <w:szCs w:val="26"/>
+          <w:lang w:val="en-US"/>
+        </w:rPr>
+        <w:t>{{purpose}}</w:t>
+      </w:r>
+      <w:r>
+        <w:rPr>
+          <w:rFonts w:ascii="Arial Narrow" w:hAnsi="Arial Narrow"/>
+          <w:b/>
+          <w:sz w:val="26"/>
+          <w:szCs w:val="26"/>
+        </w:rPr>
+        <w:t>.</w:t>
+      </w:r>
+      <w:r>
+        <w:rPr>
+          <w:rFonts w:ascii="Arial Narrow" w:hAnsi="Arial Narrow"/>
+          <w:bCs/>
+          <w:sz w:val="26"/>
+          <w:szCs w:val="26"/>
+        </w:rPr>
+        <w:t xml:space="preserve"> </w:t>
+      </w:r>
+    </w:p>
+    <w:p>
+      <w:pPr>
+        <w:spacing w:after="0"/>
+        <w:ind w:left="720" w:right="720" w:firstLine="720"/>
+        <w:jc w:val="both"/>
+        <w:rPr>
+          <w:rFonts w:ascii="Arial Narrow" w:hAnsi="Arial Narrow"/>
+          <w:bCs/>
+          <w:sz w:val="26"/>
+          <w:szCs w:val="26"/>
+        </w:rPr>
+      </w:pPr>
+    </w:p>
+    <w:p>
+      <w:pPr>
+        <w:spacing w:after="0"/>
+        <w:ind w:left="720" w:right="720" w:firstLine="720"/>
+        <w:jc w:val="both"/>
+        <w:rPr>
+          <w:rFonts w:hint="default" w:ascii="Arial Narrow" w:hAnsi="Arial Narrow"/>
+          <w:bCs/>
+          <w:sz w:val="26"/>
+          <w:szCs w:val="26"/>
+          <w:lang w:val="en-US"/>
+        </w:rPr>
+      </w:pPr>
+      <w:r>
+        <w:rPr>
+          <w:rFonts w:hint="default" w:ascii="Arial Narrow" w:hAnsi="Arial Narrow"/>
+          <w:bCs/>
+          <w:sz w:val="26"/>
+          <w:szCs w:val="26"/>
+          <w:lang w:val="en-US"/>
+        </w:rPr>
+        <w:t xml:space="preserve">Ipinagkakaloob ngayong </w:t>
       </w:r>
       <w:bookmarkStart w:id="1" w:name="_GoBack"/>
       <w:bookmarkEnd w:id="1"/>
       <w:r>
         <w:rPr>
           <w:rFonts w:hint="default" w:ascii="Arial Narrow" w:hAnsi="Arial Narrow"/>
-          <w:b/>
-          <w:bCs w:val="0"/>
+          <w:bCs/>
           <w:sz w:val="26"/>
           <w:szCs w:val="26"/>
           <w:lang w:val="en-US"/>
         </w:rPr>
-        <w:t>{{last_name}}</w:t>
-      </w:r>
-      <w:r>
+        <w:t>{{date_issued}} sa Pamahalaang Barangay Bigte, Norzagaray, Bulacan</w:t>
+      </w:r>
+    </w:p>
+    <w:p>
+      <w:pPr>
+        <w:spacing w:after="0"/>
+        <w:ind w:left="720" w:right="720" w:firstLine="720"/>
+        <w:jc w:val="both"/>
         <w:rPr>
           <w:rFonts w:ascii="Arial Narrow" w:hAnsi="Arial Narrow"/>
           <w:bCs/>
           <w:sz w:val="26"/>
           <w:szCs w:val="26"/>
         </w:rPr>
-        <w:t xml:space="preserve"> ay ipinagkakaloob ko ang </w:t>
-      </w:r>
-      <w:r>
-        <w:rPr>
-          <w:rFonts w:ascii="Arial Narrow" w:hAnsi="Arial Narrow"/>
-          <w:b/>
-          <w:bCs/>
-          <w:sz w:val="26"/>
-          <w:szCs w:val="26"/>
-        </w:rPr>
-        <w:t>PAGPAPATUNAY</w:t>
-      </w:r>
-      <w:r>
-        <w:rPr>
-          <w:rFonts w:ascii="Arial Narrow" w:hAnsi="Arial Narrow"/>
-          <w:bCs/>
-          <w:sz w:val="26"/>
-          <w:szCs w:val="26"/>
-        </w:rPr>
-        <w:t xml:space="preserve"> na ito upang magamit sa</w:t>
-      </w:r>
-      <w:r>
-        <w:rPr>
-          <w:rFonts w:hint="default" w:ascii="Arial Narrow" w:hAnsi="Arial Narrow"/>
-          <w:bCs/>
-          <w:sz w:val="26"/>
-          <w:szCs w:val="26"/>
-          <w:lang w:val="en-US"/>
-        </w:rPr>
-        <w:t xml:space="preserve"> </w:t>
-      </w:r>
-      <w:r>
-        <w:rPr>
-          <w:rFonts w:hint="default" w:ascii="Arial Narrow" w:hAnsi="Arial Narrow"/>
-          <w:b/>
-          <w:sz w:val="26"/>
-          <w:szCs w:val="26"/>
-          <w:lang w:val="en-US"/>
-        </w:rPr>
-        <w:t>{{purpose}}</w:t>
-      </w:r>
-      <w:r>
-        <w:rPr>
-          <w:rFonts w:ascii="Arial Narrow" w:hAnsi="Arial Narrow"/>
-          <w:b/>
-          <w:sz w:val="26"/>
-          <w:szCs w:val="26"/>
-        </w:rPr>
-        <w:t>.</w:t>
-      </w:r>
-      <w:r>
-        <w:rPr>
-          <w:rFonts w:ascii="Arial Narrow" w:hAnsi="Arial Narrow"/>
-          <w:bCs/>
-          <w:sz w:val="26"/>
-          <w:szCs w:val="26"/>
-        </w:rPr>
-        <w:t xml:space="preserve"> </w:t>
-      </w:r>
+      </w:pPr>
     </w:p>
     <w:p>
       <w:pPr>
@@ -783,31 +832,6 @@
         </w:rPr>
         <w:tab/>
       </w:r>
-      <w:r>
-        <w:rPr>
-          <w:rFonts w:cs="Calibri"/>
-        </w:rPr>
-        <w:tab/>
-      </w:r>
-      <w:r>
-        <w:rPr>
-          <w:rFonts w:cs="Calibri"/>
-        </w:rPr>
-        <w:tab/>
-      </w:r>
-      <w:r>
-        <w:rPr>
-          <w:rFonts w:cs="Calibri"/>
-        </w:rPr>
-        <w:tab/>
-      </w:r>
-    </w:p>
-    <w:p>
-      <w:pPr>
-        <w:rPr>
-          <w:rFonts w:cs="Calibri"/>
-        </w:rPr>
-      </w:pPr>
       <w:r>
         <w:rPr>
           <w:rFonts w:cs="Calibri"/>
@@ -968,6 +992,7 @@
             <w:tcW w:w="3762" w:type="dxa"/>
             <w:tcBorders>
               <w:top w:val="single" w:color="auto" w:sz="4" w:space="0"/>
+              <w:bottom w:val="single" w:color="auto" w:sz="4" w:space="0"/>
             </w:tcBorders>
           </w:tcPr>
           <w:p>
@@ -988,6 +1013,95 @@
           </w:p>
         </w:tc>
       </w:tr>
+      <w:tr>
+        <w:tblPrEx>
+          <w:tblCellMar>
+            <w:top w:w="0" w:type="dxa"/>
+            <w:left w:w="108" w:type="dxa"/>
+            <w:bottom w:w="0" w:type="dxa"/>
+            <w:right w:w="108" w:type="dxa"/>
+          </w:tblCellMar>
+        </w:tblPrEx>
+        <w:tc>
+          <w:tcPr>
+            <w:tcW w:w="3762" w:type="dxa"/>
+            <w:tcBorders>
+              <w:top w:val="single" w:color="auto" w:sz="4" w:space="0"/>
+            </w:tcBorders>
+            <w:shd w:val="clear"/>
+            <w:vAlign w:val="top"/>
+          </w:tcPr>
+          <w:p>
+            <w:pPr>
+              <w:rPr>
+                <w:rFonts w:ascii="Calibri" w:hAnsi="Calibri" w:cs="Calibri"/>
+                <w:b/>
+              </w:rPr>
+            </w:pPr>
+          </w:p>
+          <w:p>
+            <w:pPr>
+              <w:jc w:val="center"/>
+              <w:rPr>
+                <w:rFonts w:hint="default" w:ascii="Calibri" w:hAnsi="Calibri" w:cs="Calibri" w:eastAsiaTheme="minorHAnsi"/>
+                <w:b/>
+                <w:sz w:val="22"/>
+                <w:szCs w:val="22"/>
+                <w:lang w:val="en-US" w:eastAsia="en-US" w:bidi="ar-SA"/>
+              </w:rPr>
+            </w:pPr>
+            <w:r>
+              <w:rPr>
+                <w:rFonts w:hint="default" w:ascii="Calibri" w:hAnsi="Calibri" w:cs="Calibri"/>
+                <w:b/>
+                <w:sz w:val="22"/>
+                <w:szCs w:val="22"/>
+                <w:lang w:val="en-US" w:eastAsia="en-US" w:bidi="ar-SA"/>
+              </w:rPr>
+              <w:t>TOMAS R. POLICARPIO</w:t>
+            </w:r>
+          </w:p>
+        </w:tc>
+      </w:tr>
+      <w:tr>
+        <w:tblPrEx>
+          <w:tblCellMar>
+            <w:top w:w="0" w:type="dxa"/>
+            <w:left w:w="108" w:type="dxa"/>
+            <w:bottom w:w="0" w:type="dxa"/>
+            <w:right w:w="108" w:type="dxa"/>
+          </w:tblCellMar>
+        </w:tblPrEx>
+        <w:tc>
+          <w:tcPr>
+            <w:tcW w:w="0" w:type="auto"/>
+            <w:shd w:val="clear"/>
+            <w:vAlign w:val="top"/>
+          </w:tcPr>
+          <w:p>
+            <w:pPr>
+              <w:jc w:val="center"/>
+              <w:rPr>
+                <w:rFonts w:hint="default" w:ascii="Calibri" w:hAnsi="Calibri" w:cs="Calibri" w:eastAsiaTheme="minorHAnsi"/>
+                <w:b/>
+                <w:sz w:val="22"/>
+                <w:szCs w:val="22"/>
+                <w:lang w:val="en-US" w:eastAsia="en-US" w:bidi="ar-SA"/>
+              </w:rPr>
+            </w:pPr>
+            <w:r>
+              <w:rPr>
+                <w:rFonts w:hint="default" w:ascii="Calibri" w:hAnsi="Calibri" w:cs="Calibri"/>
+                <w:b/>
+                <w:sz w:val="22"/>
+                <w:szCs w:val="22"/>
+                <w:lang w:val="en-US" w:eastAsia="en-US" w:bidi="ar-SA"/>
+              </w:rPr>
+              <w:t>BARANGAY ADMINISTRATOR</w:t>
+            </w:r>
+          </w:p>
+        </w:tc>
+      </w:tr>
     </w:tbl>
     <w:p>
       <w:pPr>
@@ -1139,31 +1253,6 @@
         <w:rPr>
           <w:rFonts w:ascii="Arial Narrow" w:cs="Arial Narrow"/>
           <w:color w:val="A6A6A6"/>
-        </w:rPr>
-      </w:pPr>
-    </w:p>
-    <w:p>
-      <w:pPr>
-        <w:tabs>
-          <w:tab w:val="left" w:pos="4491"/>
-        </w:tabs>
-        <w:spacing w:line="276" w:lineRule="auto"/>
-        <w:rPr>
-          <w:rFonts w:ascii="Arial Narrow" w:cs="Arial Narrow"/>
-          <w:color w:val="A6A6A6"/>
-        </w:rPr>
-      </w:pPr>
-    </w:p>
-    <w:p>
-      <w:pPr>
-        <w:spacing w:after="0" w:line="240" w:lineRule="auto"/>
-        <w:jc w:val="center"/>
-        <w:rPr>
-          <w:rFonts w:ascii="Arial Nova" w:hAnsi="Arial Nova"/>
-          <w:b/>
-          <w:bCs/>
-          <w:sz w:val="24"/>
-          <w:szCs w:val="24"/>
         </w:rPr>
       </w:pPr>
     </w:p>
@@ -1313,7 +1402,7 @@
     <w:lsdException w:qFormat="1" w:unhideWhenUsed="0" w:uiPriority="10" w:semiHidden="0" w:name="Title"/>
     <w:lsdException w:uiPriority="99" w:name="Closing"/>
     <w:lsdException w:uiPriority="99" w:name="Signature"/>
-    <w:lsdException w:uiPriority="1" w:name="Default Paragraph Font"/>
+    <w:lsdException w:qFormat="1" w:uiPriority="1" w:name="Default Paragraph Font"/>
     <w:lsdException w:uiPriority="99" w:name="Body Text"/>
     <w:lsdException w:uiPriority="99" w:name="Body Text Indent"/>
     <w:lsdException w:uiPriority="99" w:name="List Continue"/>
@@ -1340,18 +1429,18 @@
     <w:lsdException w:uiPriority="99" w:name="Document Map"/>
     <w:lsdException w:uiPriority="99" w:name="Plain Text"/>
     <w:lsdException w:uiPriority="99" w:name="E-mail Signature"/>
-    <w:lsdException w:uiPriority="99" w:name="Normal (Web)"/>
+    <w:lsdException w:qFormat="1" w:uiPriority="99" w:name="Normal (Web)"/>
     <w:lsdException w:uiPriority="99" w:name="HTML Acronym"/>
     <w:lsdException w:uiPriority="99" w:name="HTML Address"/>
     <w:lsdException w:uiPriority="99" w:name="HTML Cite"/>
     <w:lsdException w:uiPriority="99" w:name="HTML Code"/>
     <w:lsdException w:uiPriority="99" w:name="HTML Definition"/>
     <w:lsdException w:uiPriority="99" w:name="HTML Keyboard"/>
-    <w:lsdException w:uiPriority="99" w:semiHidden="0" w:name="HTML Preformatted"/>
+    <w:lsdException w:qFormat="1" w:uiPriority="99" w:semiHidden="0" w:name="HTML Preformatted"/>
     <w:lsdException w:uiPriority="99" w:name="HTML Sample"/>
     <w:lsdException w:uiPriority="99" w:name="HTML Typewriter"/>
     <w:lsdException w:uiPriority="99" w:name="HTML Variable"/>
-    <w:lsdException w:uiPriority="99" w:name="Normal Table"/>
+    <w:lsdException w:qFormat="1" w:uiPriority="99" w:name="Normal Table"/>
     <w:lsdException w:uiPriority="99" w:name="annotation subject"/>
     <w:lsdException w:uiPriority="99" w:name="Table Simple 1"/>
     <w:lsdException w:uiPriority="99" w:name="Table Simple 2"/>
@@ -1517,12 +1606,14 @@
     <w:name w:val="Default Paragraph Font"/>
     <w:semiHidden/>
     <w:unhideWhenUsed/>
+    <w:qFormat/>
     <w:uiPriority w:val="1"/>
   </w:style>
   <w:style w:type="table" w:default="1" w:styleId="3">
     <w:name w:val="Normal Table"/>
     <w:semiHidden/>
     <w:unhideWhenUsed/>
+    <w:qFormat/>
     <w:uiPriority w:val="99"/>
     <w:tblPr>
       <w:tblCellMar>
@@ -1538,6 +1629,7 @@
     <w:basedOn w:val="1"/>
     <w:link w:val="9"/>
     <w:unhideWhenUsed/>
+    <w:qFormat/>
     <w:uiPriority w:val="99"/>
     <w:pPr>
       <w:tabs>
@@ -1583,6 +1675,7 @@
     <w:basedOn w:val="1"/>
     <w:semiHidden/>
     <w:unhideWhenUsed/>
+    <w:qFormat/>
     <w:uiPriority w:val="99"/>
     <w:pPr>
       <w:spacing w:before="100" w:beforeAutospacing="1" w:after="100" w:afterAutospacing="1" w:line="240" w:lineRule="auto"/>
@@ -1632,6 +1725,7 @@
     <w:name w:val="HTML Preformatted Char"/>
     <w:basedOn w:val="2"/>
     <w:link w:val="4"/>
+    <w:qFormat/>
     <w:uiPriority w:val="99"/>
     <w:rPr>
       <w:rFonts w:ascii="Courier New" w:hAnsi="Courier New" w:eastAsia="Times New Roman" w:cs="Courier New"/>
@@ -1643,6 +1737,7 @@
   <w:style w:type="character" w:customStyle="1" w:styleId="10">
     <w:name w:val="y2iqfc"/>
     <w:basedOn w:val="2"/>
+    <w:qFormat/>
     <w:uiPriority w:val="0"/>
   </w:style>
   <w:style w:type="paragraph" w:styleId="11">
